--- a/Project Brief.docx
+++ b/Project Brief.docx
@@ -18,10 +18,7 @@
         <w:t xml:space="preserve"> </w:t>
       </w:r>
       <w:r>
-        <w:t>Consumer Financial Protection Bureau (CFPB)</w:t>
-      </w:r>
-      <w:r>
-        <w:t>:</w:t>
+        <w:t>Consumer Financial Protection Bureau (CFPB):</w:t>
       </w:r>
       <w:r>
         <w:t xml:space="preserve"> </w:t>
@@ -79,13 +76,14 @@
         <w:jc w:val="both"/>
       </w:pPr>
       <w:r>
-        <w:t>[ Write a one-paragraph “elevator pitch” of the project. Clearly define the goal, including the problem we are trying to solve and how we will solve it. Briefly describe the expected outcome</w:t>
-      </w:r>
-      <w:proofErr w:type="gramStart"/>
-      <w:r>
-        <w:t>. ]</w:t>
-      </w:r>
-      <w:proofErr w:type="gramEnd"/>
+        <w:t xml:space="preserve">Bank of America’s CFPB complaint data (2017–2023, 62,516 complaints) sat as raw, unorganized records with no clear way to tell whether complaints follow a pattern, where customer pain concentrates, or why some responses run late. This project cleans and analyzes the full dataset to answer those questions directly, then delivers the findings as a stakeholder presentation and a live, formula-driven Excel dashboard. The result: Bank Accounts and Customer Service issues drive the bulk of complaints, complaint volume peaks consistently every July, 93.8% of complaints are resolved on time, and the true drivers of late responses are Debt Collection, Credit Reporting, and the Web channel </w:t>
+      </w:r>
+      <w:r>
+        <w:t>-</w:t>
+      </w:r>
+      <w:r>
+        <w:t xml:space="preserve"> not California, despite it having the highest raw complaint volume. These findings give customer experience, compliance, and operations teams a clear, evidence-based starting point for prioritizing improvements.</w:t>
+      </w:r>
     </w:p>
     <w:p>
       <w:pPr>
@@ -149,7 +147,11 @@
         <w:jc w:val="both"/>
       </w:pPr>
       <w:r>
-        <w:t>By systematically analyzing this complaint data, the project aims to surface clear, evidence-based insights: whether complaints spike during certain periods, which products and issues deserve the most attention, how consistent the company’s resolution practices are, and what patterns (if any) distinguish complaints that receive untimely responses. These insights would allow a bank’s customer experience, compliance, or operations teams to prioritize improvements where they matter most, rather than relying on assumptions. For a portfolio project, this also demonstrates the ability to move from a messy real-world dataset to structured, actionable findings a core data analyst skill.</w:t>
+        <w:t xml:space="preserve">By systematically analyzing this complaint data, the project aims to surface clear, evidence-based insights: whether complaints spike during certain periods, which products and issues deserve the most attention, how consistent the company’s resolution practices are, and what patterns (if any) distinguish complaints that receive untimely responses. These insights would allow a bank’s </w:t>
+      </w:r>
+      <w:r>
+        <w:lastRenderedPageBreak/>
+        <w:t>customer experience, compliance, or operations teams to prioritize improvements where they matter most, rather than relying on assumptions. For a portfolio project, this also demonstrates the ability to move from a messy real-world dataset to structured, actionable findings a core data analyst skill.</w:t>
       </w:r>
     </w:p>
     <w:p>
@@ -208,7 +210,6 @@
         <w:rPr>
           <w:lang w:val="en-US"/>
         </w:rPr>
-        <w:lastRenderedPageBreak/>
         <w:t>Identify temporal patterns in complaint volume</w:t>
       </w:r>
       <w:r>
@@ -435,6 +436,7 @@
         <w:pStyle w:val="Heading3"/>
       </w:pPr>
       <w:r>
+        <w:lastRenderedPageBreak/>
         <w:t>Timeline &amp; Milestone</w:t>
       </w:r>
     </w:p>
@@ -467,7 +469,6 @@
         </w:numPr>
       </w:pPr>
       <w:r>
-        <w:lastRenderedPageBreak/>
         <w:t>Dashboard Development – Hour 4–6, same day</w:t>
       </w:r>
     </w:p>
@@ -528,15 +529,7 @@
         <w:jc w:val="both"/>
       </w:pPr>
       <w:r>
-        <w:t xml:space="preserve">A </w:t>
-      </w:r>
-      <w:proofErr w:type="gramStart"/>
-      <w:r>
-        <w:t>short written</w:t>
-      </w:r>
-      <w:proofErr w:type="gramEnd"/>
-      <w:r>
-        <w:t xml:space="preserve"> note (email/Slack message) outlining the background, objectives, and planned timeline for the day, so stakeholders know what to expect and by when.</w:t>
+        <w:t>A short written note (email/Slack message) outlining the background, objectives, and planned timeline for the day, so stakeholders know what to expect and by when.</w:t>
       </w:r>
     </w:p>
     <w:p>
@@ -595,13 +588,8 @@
     </w:p>
     <w:p>
       <w:r>
-        <w:t xml:space="preserve">[ Links to additional </w:t>
-      </w:r>
-      <w:proofErr w:type="gramStart"/>
-      <w:r>
-        <w:t>resources ]</w:t>
-      </w:r>
-      <w:proofErr w:type="gramEnd"/>
+        <w:t>[ Links to additional resources ]</w:t>
+      </w:r>
     </w:p>
     <w:p>
       <w:pPr>
@@ -611,13 +599,8 @@
         </w:numPr>
       </w:pPr>
       <w:r>
-        <w:t xml:space="preserve">[ Past analysis and </w:t>
-      </w:r>
-      <w:proofErr w:type="gramStart"/>
-      <w:r>
-        <w:t>projects ]</w:t>
-      </w:r>
-      <w:proofErr w:type="gramEnd"/>
+        <w:t>[ Past analysis and projects ]</w:t>
+      </w:r>
     </w:p>
     <w:p>
       <w:pPr>
@@ -627,13 +610,8 @@
         </w:numPr>
       </w:pPr>
       <w:r>
-        <w:t xml:space="preserve">[ Technical documentation about data </w:t>
-      </w:r>
-      <w:proofErr w:type="gramStart"/>
-      <w:r>
-        <w:t>resources ]</w:t>
-      </w:r>
-      <w:proofErr w:type="gramEnd"/>
+        <w:t>[ Technical documentation about data resources ]</w:t>
+      </w:r>
     </w:p>
     <w:p>
       <w:pPr>
@@ -643,13 +621,8 @@
         </w:numPr>
       </w:pPr>
       <w:r>
-        <w:t xml:space="preserve">[ Context materials provided by </w:t>
-      </w:r>
-      <w:proofErr w:type="gramStart"/>
-      <w:r>
-        <w:t>stakeholders ]</w:t>
-      </w:r>
-      <w:proofErr w:type="gramEnd"/>
+        <w:t>[ Context materials provided by stakeholders ]</w:t>
+      </w:r>
     </w:p>
     <w:sectPr>
       <w:headerReference w:type="default" r:id="rId7"/>
@@ -2655,7 +2628,6 @@
   <w:style w:type="character" w:default="1" w:styleId="DefaultParagraphFont">
     <w:name w:val="Default Paragraph Font"/>
     <w:uiPriority w:val="1"/>
-    <w:semiHidden/>
     <w:unhideWhenUsed/>
   </w:style>
   <w:style w:type="table" w:default="1" w:styleId="TableNormal">
